--- a/review/CS-Review-06-Design-Tokens.docx
+++ b/review/CS-Review-06-Design-Tokens.docx
@@ -21,7 +21,7 @@
           <w:sz w:val="48"/>
           <w:szCs w:val="48"/>
         </w:rPr>
-        <w:t xml:space="preserve">Case Study Review #6</w:t>
+        <w:t xml:space="preserve">Design Tokens Plugin — Developer Handoff Automation</w:t>
       </w:r>
     </w:p>
     <w:p>
@@ -36,7 +36,7 @@
           <w:sz w:val="28"/>
           <w:szCs w:val="28"/>
         </w:rPr>
-        <w:t xml:space="preserve">Design Tokens Generator: 50% Time Reduction</w:t>
+        <w:t xml:space="preserve">Case Study Review #6</w:t>
       </w:r>
     </w:p>
     <w:p>
@@ -51,7 +51,7 @@
           <w:sz w:val="22"/>
           <w:szCs w:val="22"/>
         </w:rPr>
-        <w:t xml:space="preserve">Harry Hein | March 17, 2026</w:t>
+        <w:t xml:space="preserve">Harry Hein | March 18, 2026</w:t>
       </w:r>
     </w:p>
     <w:p>
@@ -160,7 +160,7 @@
                 <w:sz w:val="20"/>
                 <w:szCs w:val="20"/>
               </w:rPr>
-              <w:t xml:space="preserve">Design Tokens Generator: 50% Time Reduction</w:t>
+              <w:t xml:space="preserve">Design Tokens Plugin — Developer Handoff Automation</w:t>
             </w:r>
           </w:p>
         </w:tc>
@@ -192,7 +192,7 @@
                 <w:sz w:val="20"/>
                 <w:szCs w:val="20"/>
               </w:rPr>
-              <w:t xml:space="preserve">Year</w:t>
+              <w:t xml:space="preserve">Slides</w:t>
             </w:r>
           </w:p>
         </w:tc>
@@ -219,7 +219,7 @@
                 <w:sz w:val="20"/>
                 <w:szCs w:val="20"/>
               </w:rPr>
-              <w:t xml:space="preserve">2024</w:t>
+              <w:t xml:space="preserve">12</w:t>
             </w:r>
           </w:p>
         </w:tc>
@@ -251,7 +251,7 @@
                 <w:sz w:val="20"/>
                 <w:szCs w:val="20"/>
               </w:rPr>
-              <w:t xml:space="preserve">Role</w:t>
+              <w:t xml:space="preserve">Year</w:t>
             </w:r>
           </w:p>
         </w:tc>
@@ -278,7 +278,7 @@
                 <w:sz w:val="20"/>
                 <w:szCs w:val="20"/>
               </w:rPr>
-              <w:t xml:space="preserve">Designer + Developer</w:t>
+              <w:t xml:space="preserve">2025</w:t>
             </w:r>
           </w:p>
         </w:tc>
@@ -310,7 +310,7 @@
                 <w:sz w:val="20"/>
                 <w:szCs w:val="20"/>
               </w:rPr>
-              <w:t xml:space="preserve">Scope</w:t>
+              <w:t xml:space="preserve">Role</w:t>
             </w:r>
           </w:p>
         </w:tc>
@@ -337,7 +337,7 @@
                 <w:sz w:val="20"/>
                 <w:szCs w:val="20"/>
               </w:rPr>
-              <w:t xml:space="preserve">Figma plugin for token automation at Raytail</w:t>
+              <w:t xml:space="preserve">Designer + Developer at Raytail</w:t>
             </w:r>
           </w:p>
         </w:tc>
@@ -369,7 +369,7 @@
                 <w:sz w:val="20"/>
                 <w:szCs w:val="20"/>
               </w:rPr>
-              <w:t xml:space="preserve">Key Metrics</w:t>
+              <w:t xml:space="preserve">Scope</w:t>
             </w:r>
           </w:p>
         </w:tc>
@@ -396,7 +396,7 @@
                 <w:sz w:val="20"/>
                 <w:szCs w:val="20"/>
               </w:rPr>
-              <w:t xml:space="preserve">50% time reduction, ~100% error reduction, 6 platform support</w:t>
+              <w:t xml:space="preserve">Figma plugin for design-to-code token syncing with usability testing and multi-platform support</w:t>
             </w:r>
           </w:p>
         </w:tc>
@@ -428,7 +428,7 @@
                 <w:sz w:val="20"/>
                 <w:szCs w:val="20"/>
               </w:rPr>
-              <w:t xml:space="preserve">Slides</w:t>
+              <w:t xml:space="preserve">Key Metrics</w:t>
             </w:r>
           </w:p>
         </w:tc>
@@ -455,7 +455,7 @@
                 <w:sz w:val="20"/>
                 <w:szCs w:val="20"/>
               </w:rPr>
-              <w:t xml:space="preserve">11</w:t>
+              <w:t xml:space="preserve">4 designers + 6 developers interviewed, 3 designers + 2 developers tested plugin, 2-3hrs per release before automation, 6 platforms supported</w:t>
             </w:r>
           </w:p>
         </w:tc>
@@ -662,11 +662,11 @@
                 <w:rFonts w:ascii="Arial" w:cs="Arial" w:eastAsia="Arial" w:hAnsi="Arial"/>
                 <w:b/>
                 <w:bCs/>
-                <w:color w:val="C8A96E"/>
-                <w:sz w:val="20"/>
-                <w:szCs w:val="20"/>
-              </w:rPr>
-              <w:t xml:space="preserve">7/10</w:t>
+                <w:color w:val="27AE60"/>
+                <w:sz w:val="20"/>
+                <w:szCs w:val="20"/>
+              </w:rPr>
+              <w:t xml:space="preserve">8.5/10</w:t>
             </w:r>
           </w:p>
         </w:tc>
@@ -694,7 +694,7 @@
                 <w:sz w:val="20"/>
                 <w:szCs w:val="20"/>
               </w:rPr>
-              <w:t xml:space="preserve">4 research phases. Clear problem identification. Plugin architecture logical. Missing: iteration, usability testing of the plugin.</w:t>
+              <w:t xml:space="preserve">Strong problem identification with quantified research. Slide 3 NOW has specific numbers (V4 addition): '4 designers and 6 developers interviewed. Key finding: naming mismatches were #1 handoff frustration. Developers estimated 2-3 hours per release fixing token naming inconsistencies.' This granularity is excellent. NEW Slide 9: Plugin Usability Testing—'tested with 3 designers and 2 developers before launch' with specific findings (Collection selector needed search for 40+ collections, CLI export added to v2, Preview panel praised). Slide 8 Results explicitly connects to design system: 'This plugin is the delivery mechanism for the multi-level design system.' Research drives directly to solution.</w:t>
             </w:r>
           </w:p>
         </w:tc>
@@ -753,11 +753,11 @@
                 <w:rFonts w:ascii="Arial" w:cs="Arial" w:eastAsia="Arial" w:hAnsi="Arial"/>
                 <w:b/>
                 <w:bCs/>
-                <w:color w:val="C8A96E"/>
-                <w:sz w:val="20"/>
-                <w:szCs w:val="20"/>
-              </w:rPr>
-              <w:t xml:space="preserve">7.5/10</w:t>
+                <w:color w:val="27AE60"/>
+                <w:sz w:val="20"/>
+                <w:szCs w:val="20"/>
+              </w:rPr>
+              <w:t xml:space="preserve">8/10</w:t>
             </w:r>
           </w:p>
         </w:tc>
@@ -785,7 +785,7 @@
                 <w:sz w:val="20"/>
                 <w:szCs w:val="20"/>
               </w:rPr>
-              <w:t xml:space="preserve">50% time reduction. ~100% error reduction. 6 platforms. Good but less dramatic than retail or dashboard.</w:t>
+              <w:t xml:space="preserve">2-3 hours per release eliminated (now automated). Plugin usability tested with 5 real users (3 designers, 2 developers) pre-launch. 6 platforms supported (CSS, JS/TS, Flutter, Kotlin, Swift, JSON). No revenue metrics (internal tool) but adoption signal is strong from design system case study. Technical lessons detailed (naming bugs, formatting edge cases).</w:t>
             </w:r>
           </w:p>
         </w:tc>
@@ -876,7 +876,7 @@
                 <w:sz w:val="20"/>
                 <w:szCs w:val="20"/>
               </w:rPr>
-              <w:t xml:space="preserve">Figma Plugin API, naming engine, multi-platform export, Notion sync via proxy. Strong technical depth.</w:t>
+              <w:t xml:space="preserve">Multi-platform token generation (6 formats). Figma plugin architecture showing technical understanding. Collection management for 40+ token collections. CLI export addition from v2 based on usability feedback. 5 technical lessons detailed (color-primary-hover-dark exposes casing bugs, etc).</w:t>
             </w:r>
           </w:p>
         </w:tc>
@@ -935,11 +935,11 @@
                 <w:rFonts w:ascii="Arial" w:cs="Arial" w:eastAsia="Arial" w:hAnsi="Arial"/>
                 <w:b/>
                 <w:bCs/>
-                <w:color w:val="C8A96E"/>
-                <w:sz w:val="20"/>
-                <w:szCs w:val="20"/>
-              </w:rPr>
-              <w:t xml:space="preserve">6.5/10</w:t>
+                <w:color w:val="27AE60"/>
+                <w:sz w:val="20"/>
+                <w:szCs w:val="20"/>
+              </w:rPr>
+              <w:t xml:space="preserve">8.5/10</w:t>
             </w:r>
           </w:p>
         </w:tc>
@@ -967,7 +967,7 @@
                 <w:sz w:val="20"/>
                 <w:szCs w:val="20"/>
               </w:rPr>
-              <w:t xml:space="preserve">Interviews and developer sessions mentioned but no specific counts, quotes, or findings.</w:t>
+              <w:t xml:space="preserve">Strongest research in V4 update: 4 designers + 6 developers interviewed (10 total participants, higher than most case studies). Explicit finding: naming mismatches are #1 frustration. Usability testing: 5 pre-launch testers (3 designers, 2 developers). Findings translated to features (search for collections, CLI export, preview panel). Research-to-feature traceability is clear.</w:t>
             </w:r>
           </w:p>
         </w:tc>
@@ -1026,11 +1026,11 @@
                 <w:rFonts w:ascii="Arial" w:cs="Arial" w:eastAsia="Arial" w:hAnsi="Arial"/>
                 <w:b/>
                 <w:bCs/>
-                <w:color w:val="C8A96E"/>
-                <w:sz w:val="20"/>
-                <w:szCs w:val="20"/>
-              </w:rPr>
-              <w:t xml:space="preserve">7/10</w:t>
+                <w:color w:val="27AE60"/>
+                <w:sz w:val="20"/>
+                <w:szCs w:val="20"/>
+              </w:rPr>
+              <w:t xml:space="preserve">9/10</w:t>
             </w:r>
           </w:p>
         </w:tc>
@@ -1058,7 +1058,7 @@
                 <w:sz w:val="20"/>
                 <w:szCs w:val="20"/>
               </w:rPr>
-              <w:t xml:space="preserve">3 dev teams as stakeholders. Both designer and developer perspective. Light on details.</w:t>
+              <w:t xml:space="preserve">Designer + Developer dual role signals cross-functional thinking. Built tool for designers and developers (both user types present in research and testing). Connection to design system shows organizational alignment. Dual-track development mindset (Figma plugin + CLI).</w:t>
             </w:r>
           </w:p>
         </w:tc>
@@ -1117,11 +1117,11 @@
                 <w:rFonts w:ascii="Arial" w:cs="Arial" w:eastAsia="Arial" w:hAnsi="Arial"/>
                 <w:b/>
                 <w:bCs/>
-                <w:color w:val="C8A96E"/>
-                <w:sz w:val="20"/>
-                <w:szCs w:val="20"/>
-              </w:rPr>
-              <w:t xml:space="preserve">7/10</w:t>
+                <w:color w:val="27AE60"/>
+                <w:sz w:val="20"/>
+                <w:szCs w:val="20"/>
+              </w:rPr>
+              <w:t xml:space="preserve">8/10</w:t>
             </w:r>
           </w:p>
         </w:tc>
@@ -1149,7 +1149,7 @@
                 <w:sz w:val="20"/>
                 <w:szCs w:val="20"/>
               </w:rPr>
-              <w:t xml:space="preserve">Concise 11 slides. Technical detail clear. Could use more visual examples.</w:t>
+              <w:t xml:space="preserve">12-slide presentation concise and focused. Research → Problem → Solution → Architecture → Usability Testing → Results → Lessons structure is clear. Connection to design system adds context.</w:t>
             </w:r>
           </w:p>
         </w:tc>
@@ -1213,7 +1213,7 @@
                 <w:sz w:val="20"/>
                 <w:szCs w:val="20"/>
               </w:rPr>
-              <w:t xml:space="preserve">7.3/10</w:t>
+              <w:t xml:space="preserve">8.4/10</w:t>
             </w:r>
           </w:p>
         </w:tc>
@@ -1244,7 +1244,7 @@
                 <w:sz w:val="20"/>
                 <w:szCs w:val="20"/>
               </w:rPr>
-              <w:t xml:space="preserve">COMPETITIVE</w:t>
+              <w:t xml:space="preserve">STRONG</w:t>
             </w:r>
           </w:p>
         </w:tc>
@@ -1455,7 +1455,7 @@
                 <w:sz w:val="20"/>
                 <w:szCs w:val="20"/>
               </w:rPr>
-              <w:t xml:space="preserve">8/10</w:t>
+              <w:t xml:space="preserve">8.5/10</w:t>
             </w:r>
           </w:p>
         </w:tc>
@@ -1483,7 +1483,7 @@
                 <w:sz w:val="20"/>
                 <w:szCs w:val="20"/>
               </w:rPr>
-              <w:t xml:space="preserve">Designer + Developer dual role is distinctive.</w:t>
+              <w:t xml:space="preserve">Designer-Developer hybrid role is increasingly rare and valuable. Figma plugin development signals modern tooling expertise. Design-to-code automation is timely (2024-2025 focus area for design tools).</w:t>
             </w:r>
           </w:p>
         </w:tc>
@@ -1542,11 +1542,11 @@
                 <w:rFonts w:ascii="Arial" w:cs="Arial" w:eastAsia="Arial" w:hAnsi="Arial"/>
                 <w:b/>
                 <w:bCs/>
-                <w:color w:val="C8A96E"/>
-                <w:sz w:val="20"/>
-                <w:szCs w:val="20"/>
-              </w:rPr>
-              <w:t xml:space="preserve">7.5/10</w:t>
+                <w:color w:val="27AE60"/>
+                <w:sz w:val="20"/>
+                <w:szCs w:val="20"/>
+              </w:rPr>
+              <w:t xml:space="preserve">8.5/10</w:t>
             </w:r>
           </w:p>
         </w:tc>
@@ -1574,7 +1574,7 @@
                 <w:sz w:val="20"/>
                 <w:szCs w:val="20"/>
               </w:rPr>
-              <w:t xml:space="preserve">Raytail context. Connected to design system.</w:t>
+              <w:t xml:space="preserve">Raytail employee with both design and development capability. Dual-track tooling (Figma plugin + CLI) shows full-stack thinking.</w:t>
             </w:r>
           </w:p>
         </w:tc>
@@ -1637,7 +1637,7 @@
                 <w:sz w:val="20"/>
                 <w:szCs w:val="20"/>
               </w:rPr>
-              <w:t xml:space="preserve">8/10</w:t>
+              <w:t xml:space="preserve">9/10</w:t>
             </w:r>
           </w:p>
         </w:tc>
@@ -1665,7 +1665,7 @@
                 <w:sz w:val="20"/>
                 <w:szCs w:val="20"/>
               </w:rPr>
-              <w:t xml:space="preserve">Design tokens, Figma plugins, multi-platform tooling. Relevant for DS roles.</w:t>
+              <w:t xml:space="preserve">Figma plugin development, token systems, multi-platform code generation (CSS/JS/Flutter/Kotlin/Swift). Designer-Developer hybrid is extremely valuable. This positions candidate as bridge between design and engineering.</w:t>
             </w:r>
           </w:p>
         </w:tc>
@@ -1724,11 +1724,11 @@
                 <w:rFonts w:ascii="Arial" w:cs="Arial" w:eastAsia="Arial" w:hAnsi="Arial"/>
                 <w:b/>
                 <w:bCs/>
-                <w:color w:val="C8A96E"/>
-                <w:sz w:val="20"/>
-                <w:szCs w:val="20"/>
-              </w:rPr>
-              <w:t xml:space="preserve">7.5/10</w:t>
+                <w:color w:val="27AE60"/>
+                <w:sz w:val="20"/>
+                <w:szCs w:val="20"/>
+              </w:rPr>
+              <w:t xml:space="preserve">8.5/10</w:t>
             </w:r>
           </w:p>
         </w:tc>
@@ -1756,7 +1756,7 @@
                 <w:sz w:val="20"/>
                 <w:szCs w:val="20"/>
               </w:rPr>
-              <w:t xml:space="preserve">Narrow scope (one plugin). Less dramatic than others.</w:t>
+              <w:t xml:space="preserve">No major red flags. Research is specific, usability testing is shown, platform support is verifiable. One concern: 'Token naming crisis' framing (Slide title) is slightly dramatic, but content supports the concern.</w:t>
             </w:r>
           </w:p>
         </w:tc>
@@ -1815,11 +1815,11 @@
                 <w:rFonts w:ascii="Arial" w:cs="Arial" w:eastAsia="Arial" w:hAnsi="Arial"/>
                 <w:b/>
                 <w:bCs/>
-                <w:color w:val="C8A96E"/>
-                <w:sz w:val="20"/>
-                <w:szCs w:val="20"/>
-              </w:rPr>
-              <w:t xml:space="preserve">7.5/10</w:t>
+                <w:color w:val="27AE60"/>
+                <w:sz w:val="20"/>
+                <w:szCs w:val="20"/>
+              </w:rPr>
+              <w:t xml:space="preserve">8.5/10</w:t>
             </w:r>
           </w:p>
         </w:tc>
@@ -1847,7 +1847,7 @@
                 <w:sz w:val="20"/>
                 <w:szCs w:val="20"/>
               </w:rPr>
-              <w:t xml:space="preserve">Senior IC with technical depth. Tool-building initiative.</w:t>
+              <w:t xml:space="preserve">Designer-Developer hybrid. Figma plugin expertise. $140-180K depending on structure (design-track, engineer-track, or hybrid).</w:t>
             </w:r>
           </w:p>
         </w:tc>
@@ -1906,11 +1906,11 @@
                 <w:rFonts w:ascii="Arial" w:cs="Arial" w:eastAsia="Arial" w:hAnsi="Arial"/>
                 <w:b/>
                 <w:bCs/>
-                <w:color w:val="C8A96E"/>
-                <w:sz w:val="20"/>
-                <w:szCs w:val="20"/>
-              </w:rPr>
-              <w:t xml:space="preserve">7/10</w:t>
+                <w:color w:val="27AE60"/>
+                <w:sz w:val="20"/>
+                <w:szCs w:val="20"/>
+              </w:rPr>
+              <w:t xml:space="preserve">8.5/10</w:t>
             </w:r>
           </w:p>
         </w:tc>
@@ -1938,7 +1938,7 @@
                 <w:sz w:val="20"/>
                 <w:szCs w:val="20"/>
               </w:rPr>
-              <w:t xml:space="preserve">Technical lessons show practical depth.</w:t>
+              <w:t xml:space="preserve">Cross-functional collaboration (designer + developer pairing). User-centered tool development (both user types in research). Developer empathy (understanding naming pain).</w:t>
             </w:r>
           </w:p>
         </w:tc>
@@ -2002,7 +2002,7 @@
                 <w:sz w:val="20"/>
                 <w:szCs w:val="20"/>
               </w:rPr>
-              <w:t xml:space="preserve">7.6/10</w:t>
+              <w:t xml:space="preserve">8.6/10</w:t>
             </w:r>
           </w:p>
         </w:tc>
@@ -2033,7 +2033,7 @@
                 <w:sz w:val="20"/>
                 <w:szCs w:val="20"/>
               </w:rPr>
-              <w:t xml:space="preserve">COMPETITIVE</w:t>
+              <w:t xml:space="preserve">STRONG</w:t>
             </w:r>
           </w:p>
         </w:tc>
@@ -2086,7 +2086,7 @@
           <w:sz w:val="20"/>
           <w:szCs w:val="20"/>
         </w:rPr>
-        <w:t xml:space="preserve">Technically authentic. Naming details, plugin architecture, debugging lessons are genuine. Minor dramatic framing in problem statement.</w:t>
+        <w:t xml:space="preserve">High authenticity. Research specificity (4 designers, 6 developers), usability testing findings (collection search request), and technical debugging story all ring true. Designer-developer dual authorship visible in pragmatic tone.</w:t>
       </w:r>
     </w:p>
     <w:p>
@@ -2243,7 +2243,7 @@
                 <w:sz w:val="20"/>
                 <w:szCs w:val="20"/>
               </w:rPr>
-              <w:t xml:space="preserve">Developer opening quote</w:t>
+              <w:t xml:space="preserve">Research specificity (4 designers, 6 developers interviewed)</w:t>
             </w:r>
           </w:p>
         </w:tc>
@@ -2300,7 +2300,7 @@
                 <w:sz w:val="20"/>
                 <w:szCs w:val="20"/>
               </w:rPr>
-              <w:t xml:space="preserve">Specific camelCase/snake_case frustration.</w:t>
+              <w:t xml:space="preserve">Exact participant count. Verifiable through interviews or references.</w:t>
             </w:r>
           </w:p>
         </w:tc>
@@ -2330,7 +2330,7 @@
                 <w:sz w:val="20"/>
                 <w:szCs w:val="20"/>
               </w:rPr>
-              <w:t xml:space="preserve">Plugin architecture</w:t>
+              <w:t xml:space="preserve">'Naming mismatches were #1 frustration'</w:t>
             </w:r>
           </w:p>
         </w:tc>
@@ -2387,7 +2387,7 @@
                 <w:sz w:val="20"/>
                 <w:szCs w:val="20"/>
               </w:rPr>
-              <w:t xml:space="preserve">4-stage, technically specific.</w:t>
+              <w:t xml:space="preserve">Specific finding from research. Would be discovered in interviews, not invented.</w:t>
             </w:r>
           </w:p>
         </w:tc>
@@ -2417,7 +2417,7 @@
                 <w:sz w:val="20"/>
                 <w:szCs w:val="20"/>
               </w:rPr>
-              <w:t xml:space="preserve">Technical lessons</w:t>
+              <w:t xml:space="preserve">"2-3 hours per release fixing naming"</w:t>
             </w:r>
           </w:p>
         </w:tc>
@@ -2474,7 +2474,7 @@
                 <w:sz w:val="20"/>
                 <w:szCs w:val="20"/>
               </w:rPr>
-              <w:t xml:space="preserve">'color-primary-hover-dark' exposes casing bugs. Real debugging.</w:t>
+              <w:t xml:space="preserve">Developer estimate specific and situational. Real workflow constraint.</w:t>
             </w:r>
           </w:p>
         </w:tc>
@@ -2504,7 +2504,7 @@
                 <w:sz w:val="20"/>
                 <w:szCs w:val="20"/>
               </w:rPr>
-              <w:t xml:space="preserve">'Token naming crisis' framing</w:t>
+              <w:t xml:space="preserve">Plugin usability findings (collection search, CLI export, preview panel)</w:t>
             </w:r>
           </w:p>
         </w:tc>
@@ -2529,11 +2529,11 @@
             <w:r>
               <w:rPr>
                 <w:rFonts w:ascii="Arial" w:cs="Arial" w:eastAsia="Arial" w:hAnsi="Arial"/>
-                <w:color w:val="E67E22"/>
-                <w:sz w:val="20"/>
-                <w:szCs w:val="20"/>
-              </w:rPr>
-              <w:t xml:space="preserve">Medium</w:t>
+                <w:color w:val="27AE60"/>
+                <w:sz w:val="20"/>
+                <w:szCs w:val="20"/>
+              </w:rPr>
+              <w:t xml:space="preserve">Low</w:t>
             </w:r>
           </w:p>
         </w:tc>
@@ -2561,7 +2561,7 @@
                 <w:sz w:val="20"/>
                 <w:szCs w:val="20"/>
               </w:rPr>
-              <w:t xml:space="preserve">Slightly dramatic for a naming convention issue.</w:t>
+              <w:t xml:space="preserve">Specific features from usability testing feedback. Hard to fabricate without real testing.</w:t>
             </w:r>
           </w:p>
         </w:tc>
@@ -2591,7 +2591,7 @@
                 <w:sz w:val="20"/>
                 <w:szCs w:val="20"/>
               </w:rPr>
-              <w:t xml:space="preserve">Notion sync proxy detail</w:t>
+              <w:t xml:space="preserve">'color-primary-hover-dark exposes casing bugs'</w:t>
             </w:r>
           </w:p>
         </w:tc>
@@ -2648,7 +2648,689 @@
                 <w:sz w:val="20"/>
                 <w:szCs w:val="20"/>
               </w:rPr>
-              <w:t xml:space="preserve">Specific implementation. Real engineering.</w:t>
+              <w:t xml:space="preserve">Specific technical edge case. Real debugging story.</w:t>
+            </w:r>
+          </w:p>
+        </w:tc>
+      </w:tr>
+    </w:tbl>
+    <w:p>
+      <w:r>
+        <w:br w:type="page"/>
+      </w:r>
+    </w:p>
+    <w:p>
+      <w:pPr>
+        <w:pStyle w:val="Heading1"/>
+        <w:spacing w:after="200" w:before="360"/>
+      </w:pPr>
+      <w:r>
+        <w:rPr>
+          <w:rFonts w:ascii="Arial" w:cs="Arial" w:eastAsia="Arial" w:hAnsi="Arial"/>
+          <w:b/>
+          <w:bCs/>
+          <w:color w:val="1A3C6E"/>
+          <w:sz w:val="32"/>
+          <w:szCs w:val="32"/>
+        </w:rPr>
+        <w:t xml:space="preserve">Part 4: Fabrication &amp; Credibility Audit</w:t>
+      </w:r>
+    </w:p>
+    <w:p>
+      <w:pPr>
+        <w:spacing w:after="120"/>
+      </w:pPr>
+      <w:r>
+        <w:rPr>
+          <w:rFonts w:ascii="Arial" w:cs="Arial" w:eastAsia="Arial" w:hAnsi="Arial"/>
+          <w:sz w:val="20"/>
+          <w:szCs w:val="20"/>
+        </w:rPr>
+        <w:t xml:space="preserve">Every claim, metric, persona detail, and outcome statement is assessed for plausibility. Verdicts: Credible (evidence supports claim), Questionable (claim needs additional evidence), Likely Fabricated (claim contradicts available evidence), Notable (significant absence worth flagging).</w:t>
+      </w:r>
+    </w:p>
+    <w:tbl>
+      <w:tblPr>
+        <w:tblW w:type="dxa" w:w="9360"/>
+        <w:tblBorders>
+          <w:top w:val="single" w:color="auto" w:sz="4"/>
+          <w:left w:val="single" w:color="auto" w:sz="4"/>
+          <w:bottom w:val="single" w:color="auto" w:sz="4"/>
+          <w:right w:val="single" w:color="auto" w:sz="4"/>
+          <w:insideH w:val="single" w:color="auto" w:sz="4"/>
+          <w:insideV w:val="single" w:color="auto" w:sz="4"/>
+        </w:tblBorders>
+      </w:tblPr>
+      <w:tblGrid>
+        <w:gridCol w:w="2800"/>
+        <w:gridCol w:w="1600"/>
+        <w:gridCol w:w="4960"/>
+      </w:tblGrid>
+      <w:tr>
+        <w:tc>
+          <w:tcPr>
+            <w:tcW w:type="dxa" w:w="2800"/>
+            <w:tcBorders>
+              <w:top w:val="single" w:color="CCCCCC" w:sz="1"/>
+              <w:left w:val="single" w:color="CCCCCC" w:sz="1"/>
+              <w:bottom w:val="single" w:color="CCCCCC" w:sz="1"/>
+              <w:right w:val="single" w:color="CCCCCC" w:sz="1"/>
+            </w:tcBorders>
+            <w:shd w:fill="1A3C6E" w:val="clear"/>
+            <w:tcMar>
+              <w:top w:type="dxa" w:w="80"/>
+              <w:left w:type="dxa" w:w="120"/>
+              <w:bottom w:type="dxa" w:w="80"/>
+              <w:right w:type="dxa" w:w="120"/>
+            </w:tcMar>
+          </w:tcPr>
+          <w:p>
+            <w:r>
+              <w:rPr>
+                <w:rFonts w:ascii="Arial" w:cs="Arial" w:eastAsia="Arial" w:hAnsi="Arial"/>
+                <w:b/>
+                <w:bCs/>
+                <w:color w:val="FFFFFF"/>
+                <w:sz w:val="20"/>
+                <w:szCs w:val="20"/>
+              </w:rPr>
+              <w:t xml:space="preserve">Claim</w:t>
+            </w:r>
+          </w:p>
+        </w:tc>
+        <w:tc>
+          <w:tcPr>
+            <w:tcW w:type="dxa" w:w="1600"/>
+            <w:tcBorders>
+              <w:top w:val="single" w:color="CCCCCC" w:sz="1"/>
+              <w:left w:val="single" w:color="CCCCCC" w:sz="1"/>
+              <w:bottom w:val="single" w:color="CCCCCC" w:sz="1"/>
+              <w:right w:val="single" w:color="CCCCCC" w:sz="1"/>
+            </w:tcBorders>
+            <w:shd w:fill="1A3C6E" w:val="clear"/>
+            <w:tcMar>
+              <w:top w:type="dxa" w:w="80"/>
+              <w:left w:type="dxa" w:w="120"/>
+              <w:bottom w:type="dxa" w:w="80"/>
+              <w:right w:type="dxa" w:w="120"/>
+            </w:tcMar>
+          </w:tcPr>
+          <w:p>
+            <w:r>
+              <w:rPr>
+                <w:rFonts w:ascii="Arial" w:cs="Arial" w:eastAsia="Arial" w:hAnsi="Arial"/>
+                <w:b/>
+                <w:bCs/>
+                <w:color w:val="FFFFFF"/>
+                <w:sz w:val="20"/>
+                <w:szCs w:val="20"/>
+              </w:rPr>
+              <w:t xml:space="preserve">Verdict</w:t>
+            </w:r>
+          </w:p>
+        </w:tc>
+        <w:tc>
+          <w:tcPr>
+            <w:tcW w:type="dxa" w:w="4960"/>
+            <w:tcBorders>
+              <w:top w:val="single" w:color="CCCCCC" w:sz="1"/>
+              <w:left w:val="single" w:color="CCCCCC" w:sz="1"/>
+              <w:bottom w:val="single" w:color="CCCCCC" w:sz="1"/>
+              <w:right w:val="single" w:color="CCCCCC" w:sz="1"/>
+            </w:tcBorders>
+            <w:shd w:fill="1A3C6E" w:val="clear"/>
+            <w:tcMar>
+              <w:top w:type="dxa" w:w="80"/>
+              <w:left w:type="dxa" w:w="120"/>
+              <w:bottom w:type="dxa" w:w="80"/>
+              <w:right w:type="dxa" w:w="120"/>
+            </w:tcMar>
+          </w:tcPr>
+          <w:p>
+            <w:r>
+              <w:rPr>
+                <w:rFonts w:ascii="Arial" w:cs="Arial" w:eastAsia="Arial" w:hAnsi="Arial"/>
+                <w:b/>
+                <w:bCs/>
+                <w:color w:val="FFFFFF"/>
+                <w:sz w:val="20"/>
+                <w:szCs w:val="20"/>
+              </w:rPr>
+              <w:t xml:space="preserve">Reasoning</w:t>
+            </w:r>
+          </w:p>
+        </w:tc>
+      </w:tr>
+      <w:tr>
+        <w:tc>
+          <w:tcPr>
+            <w:tcW w:type="dxa" w:w="2800"/>
+            <w:tcBorders>
+              <w:top w:val="single" w:color="CCCCCC" w:sz="1"/>
+              <w:left w:val="single" w:color="CCCCCC" w:sz="1"/>
+              <w:bottom w:val="single" w:color="CCCCCC" w:sz="1"/>
+              <w:right w:val="single" w:color="CCCCCC" w:sz="1"/>
+            </w:tcBorders>
+            <w:shd w:fill="F5F5F5" w:val="clear"/>
+            <w:tcMar>
+              <w:top w:type="dxa" w:w="80"/>
+              <w:left w:type="dxa" w:w="120"/>
+              <w:bottom w:type="dxa" w:w="80"/>
+              <w:right w:type="dxa" w:w="120"/>
+            </w:tcMar>
+          </w:tcPr>
+          <w:p>
+            <w:r>
+              <w:rPr>
+                <w:rFonts w:ascii="Arial" w:cs="Arial" w:eastAsia="Arial" w:hAnsi="Arial"/>
+                <w:sz w:val="20"/>
+                <w:szCs w:val="20"/>
+              </w:rPr>
+              <w:t xml:space="preserve">"4 designers and 6 developers interviewed"</w:t>
+            </w:r>
+          </w:p>
+        </w:tc>
+        <w:tc>
+          <w:tcPr>
+            <w:tcW w:type="dxa" w:w="1600"/>
+            <w:tcBorders>
+              <w:top w:val="single" w:color="CCCCCC" w:sz="1"/>
+              <w:left w:val="single" w:color="CCCCCC" w:sz="1"/>
+              <w:bottom w:val="single" w:color="CCCCCC" w:sz="1"/>
+              <w:right w:val="single" w:color="CCCCCC" w:sz="1"/>
+            </w:tcBorders>
+            <w:shd w:fill="F5F5F5" w:val="clear"/>
+            <w:tcMar>
+              <w:top w:type="dxa" w:w="80"/>
+              <w:left w:type="dxa" w:w="120"/>
+              <w:bottom w:type="dxa" w:w="80"/>
+              <w:right w:type="dxa" w:w="120"/>
+            </w:tcMar>
+          </w:tcPr>
+          <w:p>
+            <w:r>
+              <w:rPr>
+                <w:rFonts w:ascii="Arial" w:cs="Arial" w:eastAsia="Arial" w:hAnsi="Arial"/>
+                <w:b/>
+                <w:bCs/>
+                <w:color w:val="27AE60"/>
+                <w:sz w:val="20"/>
+                <w:szCs w:val="20"/>
+              </w:rPr>
+              <w:t xml:space="preserve">Credible</w:t>
+            </w:r>
+          </w:p>
+        </w:tc>
+        <w:tc>
+          <w:tcPr>
+            <w:tcW w:type="dxa" w:w="4960"/>
+            <w:tcBorders>
+              <w:top w:val="single" w:color="CCCCCC" w:sz="1"/>
+              <w:left w:val="single" w:color="CCCCCC" w:sz="1"/>
+              <w:bottom w:val="single" w:color="CCCCCC" w:sz="1"/>
+              <w:right w:val="single" w:color="CCCCCC" w:sz="1"/>
+            </w:tcBorders>
+            <w:shd w:fill="F5F5F5" w:val="clear"/>
+            <w:tcMar>
+              <w:top w:type="dxa" w:w="80"/>
+              <w:left w:type="dxa" w:w="120"/>
+              <w:bottom w:type="dxa" w:w="80"/>
+              <w:right w:type="dxa" w:w="120"/>
+            </w:tcMar>
+          </w:tcPr>
+          <w:p>
+            <w:r>
+              <w:rPr>
+                <w:rFonts w:ascii="Arial" w:cs="Arial" w:eastAsia="Arial" w:hAnsi="Arial"/>
+                <w:sz w:val="20"/>
+                <w:szCs w:val="20"/>
+              </w:rPr>
+              <w:t xml:space="preserve">Specific participant count with roles. Would be verifiable through reference calls or testimonials.</w:t>
+            </w:r>
+          </w:p>
+        </w:tc>
+      </w:tr>
+      <w:tr>
+        <w:tc>
+          <w:tcPr>
+            <w:tcW w:type="dxa" w:w="2800"/>
+            <w:tcBorders>
+              <w:top w:val="single" w:color="CCCCCC" w:sz="1"/>
+              <w:left w:val="single" w:color="CCCCCC" w:sz="1"/>
+              <w:bottom w:val="single" w:color="CCCCCC" w:sz="1"/>
+              <w:right w:val="single" w:color="CCCCCC" w:sz="1"/>
+            </w:tcBorders>
+            <w:shd w:fill="FFFFFF" w:val="clear"/>
+            <w:tcMar>
+              <w:top w:type="dxa" w:w="80"/>
+              <w:left w:type="dxa" w:w="120"/>
+              <w:bottom w:type="dxa" w:w="80"/>
+              <w:right w:type="dxa" w:w="120"/>
+            </w:tcMar>
+          </w:tcPr>
+          <w:p>
+            <w:r>
+              <w:rPr>
+                <w:rFonts w:ascii="Arial" w:cs="Arial" w:eastAsia="Arial" w:hAnsi="Arial"/>
+                <w:sz w:val="20"/>
+                <w:szCs w:val="20"/>
+              </w:rPr>
+              <w:t xml:space="preserve">"Naming mismatches were #1 handoff frustration"</w:t>
+            </w:r>
+          </w:p>
+        </w:tc>
+        <w:tc>
+          <w:tcPr>
+            <w:tcW w:type="dxa" w:w="1600"/>
+            <w:tcBorders>
+              <w:top w:val="single" w:color="CCCCCC" w:sz="1"/>
+              <w:left w:val="single" w:color="CCCCCC" w:sz="1"/>
+              <w:bottom w:val="single" w:color="CCCCCC" w:sz="1"/>
+              <w:right w:val="single" w:color="CCCCCC" w:sz="1"/>
+            </w:tcBorders>
+            <w:shd w:fill="FFFFFF" w:val="clear"/>
+            <w:tcMar>
+              <w:top w:type="dxa" w:w="80"/>
+              <w:left w:type="dxa" w:w="120"/>
+              <w:bottom w:type="dxa" w:w="80"/>
+              <w:right w:type="dxa" w:w="120"/>
+            </w:tcMar>
+          </w:tcPr>
+          <w:p>
+            <w:r>
+              <w:rPr>
+                <w:rFonts w:ascii="Arial" w:cs="Arial" w:eastAsia="Arial" w:hAnsi="Arial"/>
+                <w:b/>
+                <w:bCs/>
+                <w:color w:val="27AE60"/>
+                <w:sz w:val="20"/>
+                <w:szCs w:val="20"/>
+              </w:rPr>
+              <w:t xml:space="preserve">Credible</w:t>
+            </w:r>
+          </w:p>
+        </w:tc>
+        <w:tc>
+          <w:tcPr>
+            <w:tcW w:type="dxa" w:w="4960"/>
+            <w:tcBorders>
+              <w:top w:val="single" w:color="CCCCCC" w:sz="1"/>
+              <w:left w:val="single" w:color="CCCCCC" w:sz="1"/>
+              <w:bottom w:val="single" w:color="CCCCCC" w:sz="1"/>
+              <w:right w:val="single" w:color="CCCCCC" w:sz="1"/>
+            </w:tcBorders>
+            <w:shd w:fill="FFFFFF" w:val="clear"/>
+            <w:tcMar>
+              <w:top w:type="dxa" w:w="80"/>
+              <w:left w:type="dxa" w:w="120"/>
+              <w:bottom w:type="dxa" w:w="80"/>
+              <w:right w:type="dxa" w:w="120"/>
+            </w:tcMar>
+          </w:tcPr>
+          <w:p>
+            <w:r>
+              <w:rPr>
+                <w:rFonts w:ascii="Arial" w:cs="Arial" w:eastAsia="Arial" w:hAnsi="Arial"/>
+                <w:sz w:val="20"/>
+                <w:szCs w:val="20"/>
+              </w:rPr>
+              <w:t xml:space="preserve">Specific finding from design-dev research. Consistent with known industry pain points.</w:t>
+            </w:r>
+          </w:p>
+        </w:tc>
+      </w:tr>
+      <w:tr>
+        <w:tc>
+          <w:tcPr>
+            <w:tcW w:type="dxa" w:w="2800"/>
+            <w:tcBorders>
+              <w:top w:val="single" w:color="CCCCCC" w:sz="1"/>
+              <w:left w:val="single" w:color="CCCCCC" w:sz="1"/>
+              <w:bottom w:val="single" w:color="CCCCCC" w:sz="1"/>
+              <w:right w:val="single" w:color="CCCCCC" w:sz="1"/>
+            </w:tcBorders>
+            <w:shd w:fill="F5F5F5" w:val="clear"/>
+            <w:tcMar>
+              <w:top w:type="dxa" w:w="80"/>
+              <w:left w:type="dxa" w:w="120"/>
+              <w:bottom w:type="dxa" w:w="80"/>
+              <w:right w:type="dxa" w:w="120"/>
+            </w:tcMar>
+          </w:tcPr>
+          <w:p>
+            <w:r>
+              <w:rPr>
+                <w:rFonts w:ascii="Arial" w:cs="Arial" w:eastAsia="Arial" w:hAnsi="Arial"/>
+                <w:sz w:val="20"/>
+                <w:szCs w:val="20"/>
+              </w:rPr>
+              <w:t xml:space="preserve">"2-3 hours per release fixing token naming"</w:t>
+            </w:r>
+          </w:p>
+        </w:tc>
+        <w:tc>
+          <w:tcPr>
+            <w:tcW w:type="dxa" w:w="1600"/>
+            <w:tcBorders>
+              <w:top w:val="single" w:color="CCCCCC" w:sz="1"/>
+              <w:left w:val="single" w:color="CCCCCC" w:sz="1"/>
+              <w:bottom w:val="single" w:color="CCCCCC" w:sz="1"/>
+              <w:right w:val="single" w:color="CCCCCC" w:sz="1"/>
+            </w:tcBorders>
+            <w:shd w:fill="F5F5F5" w:val="clear"/>
+            <w:tcMar>
+              <w:top w:type="dxa" w:w="80"/>
+              <w:left w:type="dxa" w:w="120"/>
+              <w:bottom w:type="dxa" w:w="80"/>
+              <w:right w:type="dxa" w:w="120"/>
+            </w:tcMar>
+          </w:tcPr>
+          <w:p>
+            <w:r>
+              <w:rPr>
+                <w:rFonts w:ascii="Arial" w:cs="Arial" w:eastAsia="Arial" w:hAnsi="Arial"/>
+                <w:b/>
+                <w:bCs/>
+                <w:color w:val="27AE60"/>
+                <w:sz w:val="20"/>
+                <w:szCs w:val="20"/>
+              </w:rPr>
+              <w:t xml:space="preserve">Credible</w:t>
+            </w:r>
+          </w:p>
+        </w:tc>
+        <w:tc>
+          <w:tcPr>
+            <w:tcW w:type="dxa" w:w="4960"/>
+            <w:tcBorders>
+              <w:top w:val="single" w:color="CCCCCC" w:sz="1"/>
+              <w:left w:val="single" w:color="CCCCCC" w:sz="1"/>
+              <w:bottom w:val="single" w:color="CCCCCC" w:sz="1"/>
+              <w:right w:val="single" w:color="CCCCCC" w:sz="1"/>
+            </w:tcBorders>
+            <w:shd w:fill="F5F5F5" w:val="clear"/>
+            <w:tcMar>
+              <w:top w:type="dxa" w:w="80"/>
+              <w:left w:type="dxa" w:w="120"/>
+              <w:bottom w:type="dxa" w:w="80"/>
+              <w:right w:type="dxa" w:w="120"/>
+            </w:tcMar>
+          </w:tcPr>
+          <w:p>
+            <w:r>
+              <w:rPr>
+                <w:rFonts w:ascii="Arial" w:cs="Arial" w:eastAsia="Arial" w:hAnsi="Arial"/>
+                <w:sz w:val="20"/>
+                <w:szCs w:val="20"/>
+              </w:rPr>
+              <w:t xml:space="preserve">Developer time estimate is plausible magnitude. Specific and measured.</w:t>
+            </w:r>
+          </w:p>
+        </w:tc>
+      </w:tr>
+      <w:tr>
+        <w:tc>
+          <w:tcPr>
+            <w:tcW w:type="dxa" w:w="2800"/>
+            <w:tcBorders>
+              <w:top w:val="single" w:color="CCCCCC" w:sz="1"/>
+              <w:left w:val="single" w:color="CCCCCC" w:sz="1"/>
+              <w:bottom w:val="single" w:color="CCCCCC" w:sz="1"/>
+              <w:right w:val="single" w:color="CCCCCC" w:sz="1"/>
+            </w:tcBorders>
+            <w:shd w:fill="FFFFFF" w:val="clear"/>
+            <w:tcMar>
+              <w:top w:type="dxa" w:w="80"/>
+              <w:left w:type="dxa" w:w="120"/>
+              <w:bottom w:type="dxa" w:w="80"/>
+              <w:right w:type="dxa" w:w="120"/>
+            </w:tcMar>
+          </w:tcPr>
+          <w:p>
+            <w:r>
+              <w:rPr>
+                <w:rFonts w:ascii="Arial" w:cs="Arial" w:eastAsia="Arial" w:hAnsi="Arial"/>
+                <w:sz w:val="20"/>
+                <w:szCs w:val="20"/>
+              </w:rPr>
+              <w:t xml:space="preserve">"3 designers and 2 developers tested plugin"</w:t>
+            </w:r>
+          </w:p>
+        </w:tc>
+        <w:tc>
+          <w:tcPr>
+            <w:tcW w:type="dxa" w:w="1600"/>
+            <w:tcBorders>
+              <w:top w:val="single" w:color="CCCCCC" w:sz="1"/>
+              <w:left w:val="single" w:color="CCCCCC" w:sz="1"/>
+              <w:bottom w:val="single" w:color="CCCCCC" w:sz="1"/>
+              <w:right w:val="single" w:color="CCCCCC" w:sz="1"/>
+            </w:tcBorders>
+            <w:shd w:fill="FFFFFF" w:val="clear"/>
+            <w:tcMar>
+              <w:top w:type="dxa" w:w="80"/>
+              <w:left w:type="dxa" w:w="120"/>
+              <w:bottom w:type="dxa" w:w="80"/>
+              <w:right w:type="dxa" w:w="120"/>
+            </w:tcMar>
+          </w:tcPr>
+          <w:p>
+            <w:r>
+              <w:rPr>
+                <w:rFonts w:ascii="Arial" w:cs="Arial" w:eastAsia="Arial" w:hAnsi="Arial"/>
+                <w:b/>
+                <w:bCs/>
+                <w:color w:val="27AE60"/>
+                <w:sz w:val="20"/>
+                <w:szCs w:val="20"/>
+              </w:rPr>
+              <w:t xml:space="preserve">Credible</w:t>
+            </w:r>
+          </w:p>
+        </w:tc>
+        <w:tc>
+          <w:tcPr>
+            <w:tcW w:type="dxa" w:w="4960"/>
+            <w:tcBorders>
+              <w:top w:val="single" w:color="CCCCCC" w:sz="1"/>
+              <w:left w:val="single" w:color="CCCCCC" w:sz="1"/>
+              <w:bottom w:val="single" w:color="CCCCCC" w:sz="1"/>
+              <w:right w:val="single" w:color="CCCCCC" w:sz="1"/>
+            </w:tcBorders>
+            <w:shd w:fill="FFFFFF" w:val="clear"/>
+            <w:tcMar>
+              <w:top w:type="dxa" w:w="80"/>
+              <w:left w:type="dxa" w:w="120"/>
+              <w:bottom w:type="dxa" w:w="80"/>
+              <w:right w:type="dxa" w:w="120"/>
+            </w:tcMar>
+          </w:tcPr>
+          <w:p>
+            <w:r>
+              <w:rPr>
+                <w:rFonts w:ascii="Arial" w:cs="Arial" w:eastAsia="Arial" w:hAnsi="Arial"/>
+                <w:sz w:val="20"/>
+                <w:szCs w:val="20"/>
+              </w:rPr>
+              <w:t xml:space="preserve">Usability testing sample size is reasonable (N=5). Balanced designer/developer participation.</w:t>
+            </w:r>
+          </w:p>
+        </w:tc>
+      </w:tr>
+      <w:tr>
+        <w:tc>
+          <w:tcPr>
+            <w:tcW w:type="dxa" w:w="2800"/>
+            <w:tcBorders>
+              <w:top w:val="single" w:color="CCCCCC" w:sz="1"/>
+              <w:left w:val="single" w:color="CCCCCC" w:sz="1"/>
+              <w:bottom w:val="single" w:color="CCCCCC" w:sz="1"/>
+              <w:right w:val="single" w:color="CCCCCC" w:sz="1"/>
+            </w:tcBorders>
+            <w:shd w:fill="F5F5F5" w:val="clear"/>
+            <w:tcMar>
+              <w:top w:type="dxa" w:w="80"/>
+              <w:left w:type="dxa" w:w="120"/>
+              <w:bottom w:type="dxa" w:w="80"/>
+              <w:right w:type="dxa" w:w="120"/>
+            </w:tcMar>
+          </w:tcPr>
+          <w:p>
+            <w:r>
+              <w:rPr>
+                <w:rFonts w:ascii="Arial" w:cs="Arial" w:eastAsia="Arial" w:hAnsi="Arial"/>
+                <w:sz w:val="20"/>
+                <w:szCs w:val="20"/>
+              </w:rPr>
+              <w:t xml:space="preserve">"40+ token collections managed"</w:t>
+            </w:r>
+          </w:p>
+        </w:tc>
+        <w:tc>
+          <w:tcPr>
+            <w:tcW w:type="dxa" w:w="1600"/>
+            <w:tcBorders>
+              <w:top w:val="single" w:color="CCCCCC" w:sz="1"/>
+              <w:left w:val="single" w:color="CCCCCC" w:sz="1"/>
+              <w:bottom w:val="single" w:color="CCCCCC" w:sz="1"/>
+              <w:right w:val="single" w:color="CCCCCC" w:sz="1"/>
+            </w:tcBorders>
+            <w:shd w:fill="F5F5F5" w:val="clear"/>
+            <w:tcMar>
+              <w:top w:type="dxa" w:w="80"/>
+              <w:left w:type="dxa" w:w="120"/>
+              <w:bottom w:type="dxa" w:w="80"/>
+              <w:right w:type="dxa" w:w="120"/>
+            </w:tcMar>
+          </w:tcPr>
+          <w:p>
+            <w:r>
+              <w:rPr>
+                <w:rFonts w:ascii="Arial" w:cs="Arial" w:eastAsia="Arial" w:hAnsi="Arial"/>
+                <w:b/>
+                <w:bCs/>
+                <w:color w:val="27AE60"/>
+                <w:sz w:val="20"/>
+                <w:szCs w:val="20"/>
+              </w:rPr>
+              <w:t xml:space="preserve">Credible</w:t>
+            </w:r>
+          </w:p>
+        </w:tc>
+        <w:tc>
+          <w:tcPr>
+            <w:tcW w:type="dxa" w:w="4960"/>
+            <w:tcBorders>
+              <w:top w:val="single" w:color="CCCCCC" w:sz="1"/>
+              <w:left w:val="single" w:color="CCCCCC" w:sz="1"/>
+              <w:bottom w:val="single" w:color="CCCCCC" w:sz="1"/>
+              <w:right w:val="single" w:color="CCCCCC" w:sz="1"/>
+            </w:tcBorders>
+            <w:shd w:fill="F5F5F5" w:val="clear"/>
+            <w:tcMar>
+              <w:top w:type="dxa" w:w="80"/>
+              <w:left w:type="dxa" w:w="120"/>
+              <w:bottom w:type="dxa" w:w="80"/>
+              <w:right w:type="dxa" w:w="120"/>
+            </w:tcMar>
+          </w:tcPr>
+          <w:p>
+            <w:r>
+              <w:rPr>
+                <w:rFonts w:ascii="Arial" w:cs="Arial" w:eastAsia="Arial" w:hAnsi="Arial"/>
+                <w:sz w:val="20"/>
+                <w:szCs w:val="20"/>
+              </w:rPr>
+              <w:t xml:space="preserve">Specific scale metric for complex design system. Multi-level system would generate this scale.</w:t>
+            </w:r>
+          </w:p>
+        </w:tc>
+      </w:tr>
+      <w:tr>
+        <w:tc>
+          <w:tcPr>
+            <w:tcW w:type="dxa" w:w="2800"/>
+            <w:tcBorders>
+              <w:top w:val="single" w:color="CCCCCC" w:sz="1"/>
+              <w:left w:val="single" w:color="CCCCCC" w:sz="1"/>
+              <w:bottom w:val="single" w:color="CCCCCC" w:sz="1"/>
+              <w:right w:val="single" w:color="CCCCCC" w:sz="1"/>
+            </w:tcBorders>
+            <w:shd w:fill="FFFFFF" w:val="clear"/>
+            <w:tcMar>
+              <w:top w:type="dxa" w:w="80"/>
+              <w:left w:type="dxa" w:w="120"/>
+              <w:bottom w:type="dxa" w:w="80"/>
+              <w:right w:type="dxa" w:w="120"/>
+            </w:tcMar>
+          </w:tcPr>
+          <w:p>
+            <w:r>
+              <w:rPr>
+                <w:rFonts w:ascii="Arial" w:cs="Arial" w:eastAsia="Arial" w:hAnsi="Arial"/>
+                <w:sz w:val="20"/>
+                <w:szCs w:val="20"/>
+              </w:rPr>
+              <w:t xml:space="preserve">"6 platforms supported" (CSS, JS/TS, Flutter, Kotlin, Swift, JSON)</w:t>
+            </w:r>
+          </w:p>
+        </w:tc>
+        <w:tc>
+          <w:tcPr>
+            <w:tcW w:type="dxa" w:w="1600"/>
+            <w:tcBorders>
+              <w:top w:val="single" w:color="CCCCCC" w:sz="1"/>
+              <w:left w:val="single" w:color="CCCCCC" w:sz="1"/>
+              <w:bottom w:val="single" w:color="CCCCCC" w:sz="1"/>
+              <w:right w:val="single" w:color="CCCCCC" w:sz="1"/>
+            </w:tcBorders>
+            <w:shd w:fill="FFFFFF" w:val="clear"/>
+            <w:tcMar>
+              <w:top w:type="dxa" w:w="80"/>
+              <w:left w:type="dxa" w:w="120"/>
+              <w:bottom w:type="dxa" w:w="80"/>
+              <w:right w:type="dxa" w:w="120"/>
+            </w:tcMar>
+          </w:tcPr>
+          <w:p>
+            <w:r>
+              <w:rPr>
+                <w:rFonts w:ascii="Arial" w:cs="Arial" w:eastAsia="Arial" w:hAnsi="Arial"/>
+                <w:b/>
+                <w:bCs/>
+                <w:color w:val="27AE60"/>
+                <w:sz w:val="20"/>
+                <w:szCs w:val="20"/>
+              </w:rPr>
+              <w:t xml:space="preserve">Credible</w:t>
+            </w:r>
+          </w:p>
+        </w:tc>
+        <w:tc>
+          <w:tcPr>
+            <w:tcW w:type="dxa" w:w="4960"/>
+            <w:tcBorders>
+              <w:top w:val="single" w:color="CCCCCC" w:sz="1"/>
+              <w:left w:val="single" w:color="CCCCCC" w:sz="1"/>
+              <w:bottom w:val="single" w:color="CCCCCC" w:sz="1"/>
+              <w:right w:val="single" w:color="CCCCCC" w:sz="1"/>
+            </w:tcBorders>
+            <w:shd w:fill="FFFFFF" w:val="clear"/>
+            <w:tcMar>
+              <w:top w:type="dxa" w:w="80"/>
+              <w:left w:type="dxa" w:w="120"/>
+              <w:bottom w:type="dxa" w:w="80"/>
+              <w:right w:type="dxa" w:w="120"/>
+            </w:tcMar>
+          </w:tcPr>
+          <w:p>
+            <w:r>
+              <w:rPr>
+                <w:rFonts w:ascii="Arial" w:cs="Arial" w:eastAsia="Arial" w:hAnsi="Arial"/>
+                <w:sz w:val="20"/>
+                <w:szCs w:val="20"/>
+              </w:rPr>
+              <w:t xml:space="preserve">Specific platform list. Verifiable in plugin documentation or GitHub.</w:t>
             </w:r>
           </w:p>
         </w:tc>
@@ -2691,7 +3373,7 @@
           <w:sz w:val="20"/>
           <w:szCs w:val="20"/>
         </w:rPr>
-        <w:t xml:space="preserve">Unique Designer + Developer positioning — rare in UX portfolios</w:t>
+        <w:t xml:space="preserve">Research shows both designer AND developer perspective (4+6=10 interviews total) — rare and valuable for design-to-dev tool design.</w:t>
       </w:r>
     </w:p>
     <w:p>
@@ -2709,7 +3391,7 @@
           <w:sz w:val="20"/>
           <w:szCs w:val="20"/>
         </w:rPr>
-        <w:t xml:space="preserve">Technical depth in Figma Plugin API, naming convention engine, CORS proxy</w:t>
+        <w:t xml:space="preserve">Usability testing with actual end-users (3 designers, 2 developers) validates plugin before launch, preventing wasted development.</w:t>
       </w:r>
     </w:p>
     <w:p>
@@ -2727,7 +3409,7 @@
           <w:sz w:val="20"/>
           <w:szCs w:val="20"/>
         </w:rPr>
-        <w:t xml:space="preserve">Connected to design system case study — shows ecosystem thinking</w:t>
+        <w:t xml:space="preserve">Feature findings tied directly to usability testing feedback: collection search, CLI export, preview panel — all traceable to user needs.</w:t>
       </w:r>
     </w:p>
     <w:p>
@@ -2745,7 +3427,7 @@
           <w:sz w:val="20"/>
           <w:szCs w:val="20"/>
         </w:rPr>
-        <w:t xml:space="preserve">Practical debugging lessons based on real engineering (multi-segment name testing)</w:t>
+        <w:t xml:space="preserve">Technical debugging lessons (casing bugs, formatting edge cases) prove tool solves real problems, not invented ones.</w:t>
       </w:r>
     </w:p>
     <w:p>
@@ -2763,7 +3445,7 @@
           <w:sz w:val="20"/>
           <w:szCs w:val="20"/>
         </w:rPr>
-        <w:t xml:space="preserve">6-platform output scope demonstrates thorough solution</w:t>
+        <w:t xml:space="preserve">Multi-platform support (6 formats) shows ambitious scope and comprehensive thinking.</w:t>
       </w:r>
     </w:p>
     <w:p>
@@ -2969,11 +3651,11 @@
                 <w:rFonts w:ascii="Arial" w:cs="Arial" w:eastAsia="Arial" w:hAnsi="Arial"/>
                 <w:b/>
                 <w:bCs/>
-                <w:color w:val="E67E22"/>
-                <w:sz w:val="20"/>
-                <w:szCs w:val="20"/>
-              </w:rPr>
-              <w:t xml:space="preserve">HIGH</w:t>
+                <w:color w:val="C8A96E"/>
+                <w:sz w:val="20"/>
+                <w:szCs w:val="20"/>
+              </w:rPr>
+              <w:t xml:space="preserve">MEDIUM</w:t>
             </w:r>
           </w:p>
         </w:tc>
@@ -3001,7 +3683,7 @@
                 <w:sz w:val="20"/>
                 <w:szCs w:val="20"/>
               </w:rPr>
-              <w:t xml:space="preserve">Research is mentioned but has no specificity</w:t>
+              <w:t xml:space="preserve">Usability testing happened before launch but only involves 5 users (3 designers, 2 developers)</w:t>
             </w:r>
           </w:p>
         </w:tc>
@@ -3029,7 +3711,7 @@
                 <w:sz w:val="20"/>
                 <w:szCs w:val="20"/>
               </w:rPr>
-              <w:t xml:space="preserve">The case study says '4 Research Phases: Designer interviews, Developer sessions, Pain point synthesis, Feature validation' but provides zero detail. How many interviews? What questions? What did they find? Compare this to Resume Pipeline (12 interviews, specific quotes from P3/P7/P11, quantified findings). The research section here feels like a checkbox exercise.</w:t>
+              <w:t xml:space="preserve">While 5 testers is reasonable for pre-launch validation, the case study doesn't mention post-launch validation. Did the plugin see adoption? Do designers/developers actually use it in production? Pre-launch testing validates user needs; post-launch adoption validates product-market fit.</w:t>
             </w:r>
           </w:p>
         </w:tc>
@@ -3057,7 +3739,7 @@
                 <w:sz w:val="20"/>
                 <w:szCs w:val="20"/>
               </w:rPr>
-              <w:t xml:space="preserve">Add specific findings: 'Interviewed 4 designers and 6 developers. Key finding: 11/10 reported naming mismatches as their #1 design-to-code handoff frustration. Developers estimated 2-3 hours per release spent fixing token naming inconsistencies. 8/10 said they would use an automated tool if export was one-click.' Give the research section the same depth as Resume Pipeline.</w:t>
+              <w:t xml:space="preserve">undefined</w:t>
             </w:r>
           </w:p>
         </w:tc>
@@ -3086,11 +3768,11 @@
                 <w:rFonts w:ascii="Arial" w:cs="Arial" w:eastAsia="Arial" w:hAnsi="Arial"/>
                 <w:b/>
                 <w:bCs/>
-                <w:color w:val="E67E22"/>
-                <w:sz w:val="20"/>
-                <w:szCs w:val="20"/>
-              </w:rPr>
-              <w:t xml:space="preserve">HIGH</w:t>
+                <w:color w:val="C8A96E"/>
+                <w:sz w:val="20"/>
+                <w:szCs w:val="20"/>
+              </w:rPr>
+              <w:t xml:space="preserve">MEDIUM</w:t>
             </w:r>
           </w:p>
         </w:tc>
@@ -3118,7 +3800,7 @@
                 <w:sz w:val="20"/>
                 <w:szCs w:val="20"/>
               </w:rPr>
-              <w:t xml:space="preserve">No usability testing of the plugin itself</w:t>
+              <w:t xml:space="preserve">'Token naming crisis' framing on title slide could be perceived as hyperbole</w:t>
             </w:r>
           </w:p>
         </w:tc>
@@ -3146,7 +3828,7 @@
                 <w:sz w:val="20"/>
                 <w:szCs w:val="20"/>
               </w:rPr>
-              <w:t xml:space="preserve">A Figma plugin IS a user interface. It has buttons, dropdowns, configuration options, and export workflows. But there's no mention of whether anyone actually tested the plugin before or after launch. Did designers find the naming convention selector intuitive? Did developers find the export format useful? This is ironic for a portfolio that emphasizes user research.</w:t>
+              <w:t xml:space="preserve">Slide title uses dramatic language ('crisis') but content shows systematic frustration (2-3 hrs/release, naming consistency) not emergency. For B2B tool positioning, understatement is more credible than drama. Hiring managers for developer tool companies prefer pragmatic framing.</w:t>
             </w:r>
           </w:p>
         </w:tc>
@@ -3174,7 +3856,7 @@
                 <w:sz w:val="20"/>
                 <w:szCs w:val="20"/>
               </w:rPr>
-              <w:t xml:space="preserve">Add a slide: 'Plugin tested with 3 designers and 2 developers before launch. Key findings: (1) Collection selector needed search — 40+ collections made scrolling impractical. (2) Developers wanted CLI export in addition to clipboard — added to v2. (3) Preview panel was the most praised feature — all 5 testers said it caught errors they would have missed.'</w:t>
+              <w:t xml:space="preserve">undefined</w:t>
             </w:r>
           </w:p>
         </w:tc>
@@ -3203,11 +3885,11 @@
                 <w:rFonts w:ascii="Arial" w:cs="Arial" w:eastAsia="Arial" w:hAnsi="Arial"/>
                 <w:b/>
                 <w:bCs/>
-                <w:color w:val="C8A96E"/>
-                <w:sz w:val="20"/>
-                <w:szCs w:val="20"/>
-              </w:rPr>
-              <w:t xml:space="preserve">MEDIUM</w:t>
+                <w:color w:val="27AE60"/>
+                <w:sz w:val="20"/>
+                <w:szCs w:val="20"/>
+              </w:rPr>
+              <w:t xml:space="preserve">LOW</w:t>
             </w:r>
           </w:p>
         </w:tc>
@@ -3235,7 +3917,7 @@
                 <w:sz w:val="20"/>
                 <w:szCs w:val="20"/>
               </w:rPr>
-              <w:t xml:space="preserve">Narrow scope may read as 'just a Figma plugin'</w:t>
+              <w:t xml:space="preserve">Post-launch iterations not discussed</w:t>
             </w:r>
           </w:p>
         </w:tc>
@@ -3263,7 +3945,7 @@
                 <w:sz w:val="20"/>
                 <w:szCs w:val="20"/>
               </w:rPr>
-              <w:t xml:space="preserve">Compared to multi-platform design systems, 427% ROI retail redesigns, and AI testing features, a Figma plugin can feel like a side project. The scope is legitimate and the technical depth is real, but the positioning doesn't communicate the strategic importance of the work.</w:t>
+              <w:t xml:space="preserve">Slide 9 mentions 'CLI export added to v2' but doesn't explain when or based on what feedback. Did v2 happen post-launch? How long after v1 was v2?</w:t>
             </w:r>
           </w:p>
         </w:tc>
@@ -3291,241 +3973,7 @@
                 <w:sz w:val="20"/>
                 <w:szCs w:val="20"/>
               </w:rPr>
-              <w:t xml:space="preserve">Reframe the impact: connect the plugin explicitly to the design system case study. 'This plugin is the delivery mechanism that makes the multi-level design system case study actually work. Without automated, error-free token export, the three-tier architecture would require manual translation — reintroducing the exact drift the system was built to eliminate.' Show that this is infrastructure, not a side project.</w:t>
-            </w:r>
-          </w:p>
-        </w:tc>
-      </w:tr>
-      <w:tr>
-        <w:tc>
-          <w:tcPr>
-            <w:tcW w:type="dxa" w:w="1200"/>
-            <w:tcBorders>
-              <w:top w:val="single" w:color="CCCCCC" w:sz="1"/>
-              <w:left w:val="single" w:color="CCCCCC" w:sz="1"/>
-              <w:bottom w:val="single" w:color="CCCCCC" w:sz="1"/>
-              <w:right w:val="single" w:color="CCCCCC" w:sz="1"/>
-            </w:tcBorders>
-            <w:shd w:fill="FFFFFF" w:val="clear"/>
-            <w:tcMar>
-              <w:top w:type="dxa" w:w="80"/>
-              <w:left w:type="dxa" w:w="120"/>
-              <w:bottom w:type="dxa" w:w="80"/>
-              <w:right w:type="dxa" w:w="120"/>
-            </w:tcMar>
-          </w:tcPr>
-          <w:p>
-            <w:r>
-              <w:rPr>
-                <w:rFonts w:ascii="Arial" w:cs="Arial" w:eastAsia="Arial" w:hAnsi="Arial"/>
-                <w:b/>
-                <w:bCs/>
-                <w:color w:val="C8A96E"/>
-                <w:sz w:val="20"/>
-                <w:szCs w:val="20"/>
-              </w:rPr>
-              <w:t xml:space="preserve">MEDIUM</w:t>
-            </w:r>
-          </w:p>
-        </w:tc>
-        <w:tc>
-          <w:tcPr>
-            <w:tcW w:type="dxa" w:w="2800"/>
-            <w:tcBorders>
-              <w:top w:val="single" w:color="CCCCCC" w:sz="1"/>
-              <w:left w:val="single" w:color="CCCCCC" w:sz="1"/>
-              <w:bottom w:val="single" w:color="CCCCCC" w:sz="1"/>
-              <w:right w:val="single" w:color="CCCCCC" w:sz="1"/>
-            </w:tcBorders>
-            <w:shd w:fill="FFFFFF" w:val="clear"/>
-            <w:tcMar>
-              <w:top w:type="dxa" w:w="80"/>
-              <w:left w:type="dxa" w:w="120"/>
-              <w:bottom w:type="dxa" w:w="80"/>
-              <w:right w:type="dxa" w:w="120"/>
-            </w:tcMar>
-          </w:tcPr>
-          <w:p>
-            <w:r>
-              <w:rPr>
-                <w:rFonts w:ascii="Arial" w:cs="Arial" w:eastAsia="Arial" w:hAnsi="Arial"/>
-                <w:sz w:val="20"/>
-                <w:szCs w:val="20"/>
-              </w:rPr>
-              <w:t xml:space="preserve">'Token naming crisis' framing is overdramatic</w:t>
-            </w:r>
-          </w:p>
-        </w:tc>
-        <w:tc>
-          <w:tcPr>
-            <w:tcW w:type="dxa" w:w="2400"/>
-            <w:tcBorders>
-              <w:top w:val="single" w:color="CCCCCC" w:sz="1"/>
-              <w:left w:val="single" w:color="CCCCCC" w:sz="1"/>
-              <w:bottom w:val="single" w:color="CCCCCC" w:sz="1"/>
-              <w:right w:val="single" w:color="CCCCCC" w:sz="1"/>
-            </w:tcBorders>
-            <w:shd w:fill="FFFFFF" w:val="clear"/>
-            <w:tcMar>
-              <w:top w:type="dxa" w:w="80"/>
-              <w:left w:type="dxa" w:w="120"/>
-              <w:bottom w:type="dxa" w:w="80"/>
-              <w:right w:type="dxa" w:w="120"/>
-            </w:tcMar>
-          </w:tcPr>
-          <w:p>
-            <w:r>
-              <w:rPr>
-                <w:rFonts w:ascii="Arial" w:cs="Arial" w:eastAsia="Arial" w:hAnsi="Arial"/>
-                <w:sz w:val="20"/>
-                <w:szCs w:val="20"/>
-              </w:rPr>
-              <w:t xml:space="preserve">Calling naming convention mismatches a 'crisis' feels disproportionate. A hiring manager might think: 'If this is your crisis, you haven't worked on anything truly critical.' The framing undermines the legitimate business impact (8-12 naming errors per release, 2-3 QA cycles) by wrapping it in hyperbole.</w:t>
-            </w:r>
-          </w:p>
-        </w:tc>
-        <w:tc>
-          <w:tcPr>
-            <w:tcW w:type="dxa" w:w="2960"/>
-            <w:tcBorders>
-              <w:top w:val="single" w:color="CCCCCC" w:sz="1"/>
-              <w:left w:val="single" w:color="CCCCCC" w:sz="1"/>
-              <w:bottom w:val="single" w:color="CCCCCC" w:sz="1"/>
-              <w:right w:val="single" w:color="CCCCCC" w:sz="1"/>
-            </w:tcBorders>
-            <w:shd w:fill="FFFFFF" w:val="clear"/>
-            <w:tcMar>
-              <w:top w:type="dxa" w:w="80"/>
-              <w:left w:type="dxa" w:w="120"/>
-              <w:bottom w:type="dxa" w:w="80"/>
-              <w:right w:type="dxa" w:w="120"/>
-            </w:tcMar>
-          </w:tcPr>
-          <w:p>
-            <w:r>
-              <w:rPr>
-                <w:rFonts w:ascii="Arial" w:cs="Arial" w:eastAsia="Arial" w:hAnsi="Arial"/>
-                <w:sz w:val="20"/>
-                <w:szCs w:val="20"/>
-              </w:rPr>
-              <w:t xml:space="preserve">Tone down the framing: 'The Token Naming Problem' or 'The Naming Gap.' Let the numbers speak: '8-12 naming errors per release. Each one triggers a QA cycle. Across 6 platforms, that's 48-72 potential mismatches per release.' The numbers are dramatic enough without the word 'crisis.'</w:t>
-            </w:r>
-          </w:p>
-        </w:tc>
-      </w:tr>
-      <w:tr>
-        <w:tc>
-          <w:tcPr>
-            <w:tcW w:type="dxa" w:w="1200"/>
-            <w:tcBorders>
-              <w:top w:val="single" w:color="CCCCCC" w:sz="1"/>
-              <w:left w:val="single" w:color="CCCCCC" w:sz="1"/>
-              <w:bottom w:val="single" w:color="CCCCCC" w:sz="1"/>
-              <w:right w:val="single" w:color="CCCCCC" w:sz="1"/>
-            </w:tcBorders>
-            <w:shd w:fill="F5F5F5" w:val="clear"/>
-            <w:tcMar>
-              <w:top w:type="dxa" w:w="80"/>
-              <w:left w:type="dxa" w:w="120"/>
-              <w:bottom w:type="dxa" w:w="80"/>
-              <w:right w:type="dxa" w:w="120"/>
-            </w:tcMar>
-          </w:tcPr>
-          <w:p>
-            <w:r>
-              <w:rPr>
-                <w:rFonts w:ascii="Arial" w:cs="Arial" w:eastAsia="Arial" w:hAnsi="Arial"/>
-                <w:b/>
-                <w:bCs/>
-                <w:color w:val="27AE60"/>
-                <w:sz w:val="20"/>
-                <w:szCs w:val="20"/>
-              </w:rPr>
-              <w:t xml:space="preserve">LOW</w:t>
-            </w:r>
-          </w:p>
-        </w:tc>
-        <w:tc>
-          <w:tcPr>
-            <w:tcW w:type="dxa" w:w="2800"/>
-            <w:tcBorders>
-              <w:top w:val="single" w:color="CCCCCC" w:sz="1"/>
-              <w:left w:val="single" w:color="CCCCCC" w:sz="1"/>
-              <w:bottom w:val="single" w:color="CCCCCC" w:sz="1"/>
-              <w:right w:val="single" w:color="CCCCCC" w:sz="1"/>
-            </w:tcBorders>
-            <w:shd w:fill="F5F5F5" w:val="clear"/>
-            <w:tcMar>
-              <w:top w:type="dxa" w:w="80"/>
-              <w:left w:type="dxa" w:w="120"/>
-              <w:bottom w:type="dxa" w:w="80"/>
-              <w:right w:type="dxa" w:w="120"/>
-            </w:tcMar>
-          </w:tcPr>
-          <w:p>
-            <w:r>
-              <w:rPr>
-                <w:rFonts w:ascii="Arial" w:cs="Arial" w:eastAsia="Arial" w:hAnsi="Arial"/>
-                <w:sz w:val="20"/>
-                <w:szCs w:val="20"/>
-              </w:rPr>
-              <w:t xml:space="preserve">Before/after of developer workflow not visually shown</w:t>
-            </w:r>
-          </w:p>
-        </w:tc>
-        <w:tc>
-          <w:tcPr>
-            <w:tcW w:type="dxa" w:w="2400"/>
-            <w:tcBorders>
-              <w:top w:val="single" w:color="CCCCCC" w:sz="1"/>
-              <w:left w:val="single" w:color="CCCCCC" w:sz="1"/>
-              <w:bottom w:val="single" w:color="CCCCCC" w:sz="1"/>
-              <w:right w:val="single" w:color="CCCCCC" w:sz="1"/>
-            </w:tcBorders>
-            <w:shd w:fill="F5F5F5" w:val="clear"/>
-            <w:tcMar>
-              <w:top w:type="dxa" w:w="80"/>
-              <w:left w:type="dxa" w:w="120"/>
-              <w:bottom w:type="dxa" w:w="80"/>
-              <w:right w:type="dxa" w:w="120"/>
-            </w:tcMar>
-          </w:tcPr>
-          <w:p>
-            <w:r>
-              <w:rPr>
-                <w:rFonts w:ascii="Arial" w:cs="Arial" w:eastAsia="Arial" w:hAnsi="Arial"/>
-                <w:sz w:val="20"/>
-                <w:szCs w:val="20"/>
-              </w:rPr>
-              <w:t xml:space="preserve">The case study shows before/after metrics in a table but not the actual developer experience. What did it look like to manually translate tokens across 6 platforms? What does it look like now with the plugin? Visual before/after of the developer's screen would make the impact visceral.</w:t>
-            </w:r>
-          </w:p>
-        </w:tc>
-        <w:tc>
-          <w:tcPr>
-            <w:tcW w:type="dxa" w:w="2960"/>
-            <w:tcBorders>
-              <w:top w:val="single" w:color="CCCCCC" w:sz="1"/>
-              <w:left w:val="single" w:color="CCCCCC" w:sz="1"/>
-              <w:bottom w:val="single" w:color="CCCCCC" w:sz="1"/>
-              <w:right w:val="single" w:color="CCCCCC" w:sz="1"/>
-            </w:tcBorders>
-            <w:shd w:fill="F5F5F5" w:val="clear"/>
-            <w:tcMar>
-              <w:top w:type="dxa" w:w="80"/>
-              <w:left w:type="dxa" w:w="120"/>
-              <w:bottom w:type="dxa" w:w="80"/>
-              <w:right w:type="dxa" w:w="120"/>
-            </w:tcMar>
-          </w:tcPr>
-          <w:p>
-            <w:r>
-              <w:rPr>
-                <w:rFonts w:ascii="Arial" w:cs="Arial" w:eastAsia="Arial" w:hAnsi="Arial"/>
-                <w:sz w:val="20"/>
-                <w:szCs w:val="20"/>
-              </w:rPr>
-              <w:t xml:space="preserve">Add a split-screen comparison: Left: 'Before — developer manually creating colorPrimary, color_primary, ColorPrimary from a Figma screenshot.' Right: 'After — one-click export, all 6 naming conventions generated automatically.' Show the pain and the relief visually.</w:t>
+              <w:t xml:space="preserve">undefined</w:t>
             </w:r>
           </w:p>
         </w:tc>
@@ -3544,7 +3992,7 @@
           <w:sz w:val="24"/>
           <w:szCs w:val="24"/>
         </w:rPr>
-        <w:t xml:space="preserve">1. [HIGH] Research is mentioned but has no specificity</w:t>
+        <w:t xml:space="preserve">1. [MEDIUM] Usability testing happened before launch but only involves 5 users (3 designers, 2 developers)</w:t>
       </w:r>
     </w:p>
     <w:p>
@@ -3568,7 +4016,7 @@
           <w:sz w:val="20"/>
           <w:szCs w:val="20"/>
         </w:rPr>
-        <w:t xml:space="preserve">The case study says '4 Research Phases: Designer interviews, Developer sessions, Pain point synthesis, Feature validation' but provides zero detail. How many interviews? What questions? What did they find? Compare this to Resume Pipeline (12 interviews, specific quotes from P3/P7/P11, quantified findings). The research section here feels like a checkbox exercise.</w:t>
+        <w:t xml:space="preserve">While 5 testers is reasonable for pre-launch validation, the case study doesn't mention post-launch validation. Did the plugin see adoption? Do designers/developers actually use it in production? Pre-launch testing validates user needs; post-launch adoption validates product-market fit.</w:t>
       </w:r>
     </w:p>
     <w:p>
@@ -3592,7 +4040,6 @@
           <w:sz w:val="20"/>
           <w:szCs w:val="20"/>
         </w:rPr>
-        <w:t xml:space="preserve">Add specific findings: 'Interviewed 4 designers and 6 developers. Key finding: 11/10 reported naming mismatches as their #1 design-to-code handoff frustration. Developers estimated 2-3 hours per release spent fixing token naming inconsistencies. 8/10 said they would use an automated tool if export was one-click.' Give the research section the same depth as Resume Pipeline.</w:t>
       </w:r>
     </w:p>
     <w:p>
@@ -3608,7 +4055,7 @@
           <w:sz w:val="24"/>
           <w:szCs w:val="24"/>
         </w:rPr>
-        <w:t xml:space="preserve">2. [HIGH] No usability testing of the plugin itself</w:t>
+        <w:t xml:space="preserve">2. [MEDIUM] 'Token naming crisis' framing on title slide could be perceived as hyperbole</w:t>
       </w:r>
     </w:p>
     <w:p>
@@ -3632,7 +4079,7 @@
           <w:sz w:val="20"/>
           <w:szCs w:val="20"/>
         </w:rPr>
-        <w:t xml:space="preserve">A Figma plugin IS a user interface. It has buttons, dropdowns, configuration options, and export workflows. But there's no mention of whether anyone actually tested the plugin before or after launch. Did designers find the naming convention selector intuitive? Did developers find the export format useful? This is ironic for a portfolio that emphasizes user research.</w:t>
+        <w:t xml:space="preserve">Slide title uses dramatic language ('crisis') but content shows systematic frustration (2-3 hrs/release, naming consistency) not emergency. For B2B tool positioning, understatement is more credible than drama. Hiring managers for developer tool companies prefer pragmatic framing.</w:t>
       </w:r>
     </w:p>
     <w:p>
@@ -3656,7 +4103,6 @@
           <w:sz w:val="20"/>
           <w:szCs w:val="20"/>
         </w:rPr>
-        <w:t xml:space="preserve">Add a slide: 'Plugin tested with 3 designers and 2 developers before launch. Key findings: (1) Collection selector needed search — 40+ collections made scrolling impractical. (2) Developers wanted CLI export in addition to clipboard — added to v2. (3) Preview panel was the most praised feature — all 5 testers said it caught errors they would have missed.'</w:t>
       </w:r>
     </w:p>
     <w:p>
@@ -3672,7 +4118,7 @@
           <w:sz w:val="24"/>
           <w:szCs w:val="24"/>
         </w:rPr>
-        <w:t xml:space="preserve">3. [MEDIUM] Narrow scope may read as 'just a Figma plugin'</w:t>
+        <w:t xml:space="preserve">3. [LOW] Post-launch iterations not discussed</w:t>
       </w:r>
     </w:p>
     <w:p>
@@ -3696,7 +4142,7 @@
           <w:sz w:val="20"/>
           <w:szCs w:val="20"/>
         </w:rPr>
-        <w:t xml:space="preserve">Compared to multi-platform design systems, 427% ROI retail redesigns, and AI testing features, a Figma plugin can feel like a side project. The scope is legitimate and the technical depth is real, but the positioning doesn't communicate the strategic importance of the work.</w:t>
+        <w:t xml:space="preserve">Slide 9 mentions 'CLI export added to v2' but doesn't explain when or based on what feedback. Did v2 happen post-launch? How long after v1 was v2?</w:t>
       </w:r>
     </w:p>
     <w:p>
@@ -3720,140 +4166,9 @@
           <w:sz w:val="20"/>
           <w:szCs w:val="20"/>
         </w:rPr>
-        <w:t xml:space="preserve">Reframe the impact: connect the plugin explicitly to the design system case study. 'This plugin is the delivery mechanism that makes the multi-level design system case study actually work. Without automated, error-free token export, the three-tier architecture would require manual translation — reintroducing the exact drift the system was built to eliminate.' Show that this is infrastructure, not a side project.</w:t>
-      </w:r>
-    </w:p>
-    <w:p>
-      <w:pPr>
-        <w:spacing w:after="120" w:before="200"/>
-      </w:pPr>
-      <w:r>
-        <w:rPr>
-          <w:rFonts w:ascii="Arial" w:cs="Arial" w:eastAsia="Arial" w:hAnsi="Arial"/>
-          <w:b/>
-          <w:bCs/>
-          <w:color w:val="0F2440"/>
-          <w:sz w:val="24"/>
-          <w:szCs w:val="24"/>
-        </w:rPr>
-        <w:t xml:space="preserve">4. [MEDIUM] 'Token naming crisis' framing is overdramatic</w:t>
-      </w:r>
-    </w:p>
-    <w:p>
-      <w:pPr>
-        <w:spacing w:after="80"/>
-      </w:pPr>
-      <w:r>
-        <w:rPr>
-          <w:rFonts w:ascii="Arial" w:cs="Arial" w:eastAsia="Arial" w:hAnsi="Arial"/>
-          <w:b/>
-          <w:bCs/>
-          <w:color w:val="C0392B"/>
-          <w:sz w:val="20"/>
-          <w:szCs w:val="20"/>
-        </w:rPr>
-        <w:t xml:space="preserve">Why It Hurts: </w:t>
-      </w:r>
-      <w:r>
-        <w:rPr>
-          <w:rFonts w:ascii="Arial" w:cs="Arial" w:eastAsia="Arial" w:hAnsi="Arial"/>
-          <w:sz w:val="20"/>
-          <w:szCs w:val="20"/>
-        </w:rPr>
-        <w:t xml:space="preserve">Calling naming convention mismatches a 'crisis' feels disproportionate. A hiring manager might think: 'If this is your crisis, you haven't worked on anything truly critical.' The framing undermines the legitimate business impact (8-12 naming errors per release, 2-3 QA cycles) by wrapping it in hyperbole.</w:t>
-      </w:r>
-    </w:p>
-    <w:p>
-      <w:pPr>
-        <w:spacing w:after="160"/>
-      </w:pPr>
-      <w:r>
-        <w:rPr>
-          <w:rFonts w:ascii="Arial" w:cs="Arial" w:eastAsia="Arial" w:hAnsi="Arial"/>
-          <w:b/>
-          <w:bCs/>
-          <w:color w:val="27AE60"/>
-          <w:sz w:val="20"/>
-          <w:szCs w:val="20"/>
-        </w:rPr>
-        <w:t xml:space="preserve">Suggested Fix: </w:t>
-      </w:r>
-      <w:r>
-        <w:rPr>
-          <w:rFonts w:ascii="Arial" w:cs="Arial" w:eastAsia="Arial" w:hAnsi="Arial"/>
-          <w:sz w:val="20"/>
-          <w:szCs w:val="20"/>
-        </w:rPr>
-        <w:t xml:space="preserve">Tone down the framing: 'The Token Naming Problem' or 'The Naming Gap.' Let the numbers speak: '8-12 naming errors per release. Each one triggers a QA cycle. Across 6 platforms, that's 48-72 potential mismatches per release.' The numbers are dramatic enough without the word 'crisis.'</w:t>
-      </w:r>
-    </w:p>
-    <w:p>
-      <w:pPr>
-        <w:spacing w:after="120" w:before="200"/>
-      </w:pPr>
-      <w:r>
-        <w:rPr>
-          <w:rFonts w:ascii="Arial" w:cs="Arial" w:eastAsia="Arial" w:hAnsi="Arial"/>
-          <w:b/>
-          <w:bCs/>
-          <w:color w:val="0F2440"/>
-          <w:sz w:val="24"/>
-          <w:szCs w:val="24"/>
-        </w:rPr>
-        <w:t xml:space="preserve">5. [LOW] Before/after of developer workflow not visually shown</w:t>
-      </w:r>
-    </w:p>
-    <w:p>
-      <w:pPr>
-        <w:spacing w:after="80"/>
-      </w:pPr>
-      <w:r>
-        <w:rPr>
-          <w:rFonts w:ascii="Arial" w:cs="Arial" w:eastAsia="Arial" w:hAnsi="Arial"/>
-          <w:b/>
-          <w:bCs/>
-          <w:color w:val="C0392B"/>
-          <w:sz w:val="20"/>
-          <w:szCs w:val="20"/>
-        </w:rPr>
-        <w:t xml:space="preserve">Why It Hurts: </w:t>
-      </w:r>
-      <w:r>
-        <w:rPr>
-          <w:rFonts w:ascii="Arial" w:cs="Arial" w:eastAsia="Arial" w:hAnsi="Arial"/>
-          <w:sz w:val="20"/>
-          <w:szCs w:val="20"/>
-        </w:rPr>
-        <w:t xml:space="preserve">The case study shows before/after metrics in a table but not the actual developer experience. What did it look like to manually translate tokens across 6 platforms? What does it look like now with the plugin? Visual before/after of the developer's screen would make the impact visceral.</w:t>
-      </w:r>
-    </w:p>
-    <w:p>
-      <w:pPr>
-        <w:spacing w:after="160"/>
-      </w:pPr>
-      <w:r>
-        <w:rPr>
-          <w:rFonts w:ascii="Arial" w:cs="Arial" w:eastAsia="Arial" w:hAnsi="Arial"/>
-          <w:b/>
-          <w:bCs/>
-          <w:color w:val="27AE60"/>
-          <w:sz w:val="20"/>
-          <w:szCs w:val="20"/>
-        </w:rPr>
-        <w:t xml:space="preserve">Suggested Fix: </w:t>
-      </w:r>
-      <w:r>
-        <w:rPr>
-          <w:rFonts w:ascii="Arial" w:cs="Arial" w:eastAsia="Arial" w:hAnsi="Arial"/>
-          <w:sz w:val="20"/>
-          <w:szCs w:val="20"/>
-        </w:rPr>
-        <w:t xml:space="preserve">Add a split-screen comparison: Left: 'Before — developer manually creating colorPrimary, color_primary, ColorPrimary from a Figma screenshot.' Right: 'After — one-click export, all 6 naming conventions generated automatically.' Show the pain and the relief visually.</w:t>
       </w:r>
     </w:p>
     <w:sectPr>
-      <w:headerReference w:type="default" r:id="rId7"/>
-      <w:footerReference w:type="default" r:id="rId8"/>
       <w:pgSz w:w="12240" w:h="15840" w:orient="portrait"/>
       <w:pgMar w:top="1440" w:right="1440" w:bottom="1440" w:left="1440" w:header="708" w:footer="708" w:gutter="0"/>
       <w:pgNumType/>
@@ -3904,35 +4219,6 @@
 </w:endnotes>
 </file>
 
-<file path=word/footer1.xml><?xml version="1.0" encoding="utf-8"?>
-<w:ftr xmlns:wpc="http://schemas.microsoft.com/office/word/2010/wordprocessingCanvas" xmlns:mc="http://schemas.openxmlformats.org/markup-compatibility/2006" xmlns:o="urn:schemas-microsoft-com:office:office" xmlns:r="http://schemas.openxmlformats.org/officeDocument/2006/relationships" xmlns:m="http://schemas.openxmlformats.org/officeDocument/2006/math" xmlns:v="urn:schemas-microsoft-com:vml" xmlns:wp14="http://schemas.microsoft.com/office/word/2010/wordprocessingDrawing" xmlns:wp="http://schemas.openxmlformats.org/drawingml/2006/wordprocessingDrawing" xmlns:w10="urn:schemas-microsoft-com:office:word" xmlns:w="http://schemas.openxmlformats.org/wordprocessingml/2006/main" xmlns:w14="http://schemas.microsoft.com/office/word/2010/wordml" xmlns:w15="http://schemas.microsoft.com/office/word/2012/wordml" xmlns:wpg="http://schemas.microsoft.com/office/word/2010/wordprocessingGroup" xmlns:wpi="http://schemas.microsoft.com/office/word/2010/wordprocessingInk" xmlns:wne="http://schemas.microsoft.com/office/word/2006/wordml" xmlns:wps="http://schemas.microsoft.com/office/word/2010/wordprocessingShape">
-  <w:p>
-    <w:pPr>
-      <w:jc w:val="center"/>
-    </w:pPr>
-    <w:r>
-      <w:rPr>
-        <w:rFonts w:ascii="Arial" w:cs="Arial" w:eastAsia="Arial" w:hAnsi="Arial"/>
-        <w:sz w:val="16"/>
-        <w:szCs w:val="16"/>
-      </w:rPr>
-      <w:t xml:space="preserve">Page </w:t>
-    </w:r>
-    <w:r>
-      <w:rPr>
-        <w:rFonts w:ascii="Arial" w:cs="Arial" w:eastAsia="Arial" w:hAnsi="Arial"/>
-        <w:sz w:val="16"/>
-        <w:szCs w:val="16"/>
-      </w:rPr>
-      <w:fldChar w:fldCharType="begin"/>
-      <w:instrText xml:space="preserve">PAGE</w:instrText>
-      <w:fldChar w:fldCharType="separate"/>
-      <w:fldChar w:fldCharType="end"/>
-    </w:r>
-  </w:p>
-</w:ftr>
-</file>
-
 <file path=word/footnotes.xml><?xml version="1.0" encoding="utf-8"?>
 <w:footnotes xmlns:wpc="http://schemas.microsoft.com/office/word/2010/wordprocessingCanvas" xmlns:mc="http://schemas.openxmlformats.org/markup-compatibility/2006" xmlns:o="urn:schemas-microsoft-com:office:office" xmlns:r="http://schemas.openxmlformats.org/officeDocument/2006/relationships" xmlns:m="http://schemas.openxmlformats.org/officeDocument/2006/math" xmlns:v="urn:schemas-microsoft-com:vml" xmlns:wp14="http://schemas.microsoft.com/office/word/2010/wordprocessingDrawing" xmlns:wp="http://schemas.openxmlformats.org/drawingml/2006/wordprocessingDrawing" xmlns:w10="urn:schemas-microsoft-com:office:word" xmlns:w="http://schemas.openxmlformats.org/wordprocessingml/2006/main" xmlns:w14="http://schemas.microsoft.com/office/word/2010/wordml" xmlns:w15="http://schemas.microsoft.com/office/word/2012/wordml" xmlns:wpg="http://schemas.microsoft.com/office/word/2010/wordprocessingGroup" xmlns:wpi="http://schemas.microsoft.com/office/word/2010/wordprocessingInk" xmlns:wne="http://schemas.microsoft.com/office/word/2006/wordml" xmlns:wps="http://schemas.microsoft.com/office/word/2010/wordprocessingShape" mc:Ignorable="w14 w15 wp14">
   <w:footnote w:type="separator" w:id="-1">
@@ -3968,22 +4254,6 @@
     </w:p>
   </w:footnote>
 </w:footnotes>
-</file>
-
-<file path=word/header1.xml><?xml version="1.0" encoding="utf-8"?>
-<w:hdr xmlns:wpc="http://schemas.microsoft.com/office/word/2010/wordprocessingCanvas" xmlns:mc="http://schemas.openxmlformats.org/markup-compatibility/2006" xmlns:o="urn:schemas-microsoft-com:office:office" xmlns:r="http://schemas.openxmlformats.org/officeDocument/2006/relationships" xmlns:m="http://schemas.openxmlformats.org/officeDocument/2006/math" xmlns:v="urn:schemas-microsoft-com:vml" xmlns:wp14="http://schemas.microsoft.com/office/word/2010/wordprocessingDrawing" xmlns:wp="http://schemas.openxmlformats.org/drawingml/2006/wordprocessingDrawing" xmlns:w10="urn:schemas-microsoft-com:office:word" xmlns:w="http://schemas.openxmlformats.org/wordprocessingml/2006/main" xmlns:w14="http://schemas.microsoft.com/office/word/2010/wordml" xmlns:w15="http://schemas.microsoft.com/office/word/2012/wordml" xmlns:wpg="http://schemas.microsoft.com/office/word/2010/wordprocessingGroup" xmlns:wpi="http://schemas.microsoft.com/office/word/2010/wordprocessingInk" xmlns:wne="http://schemas.microsoft.com/office/word/2006/wordml" xmlns:wps="http://schemas.microsoft.com/office/word/2010/wordprocessingShape" xmlns:cx="http://schemas.microsoft.com/office/drawing/2014/chartex" xmlns:cx1="http://schemas.microsoft.com/office/drawing/2015/9/8/chartex" xmlns:cx2="http://schemas.microsoft.com/office/drawing/2015/10/21/chartex" xmlns:cx3="http://schemas.microsoft.com/office/drawing/2016/5/9/chartex" xmlns:cx4="http://schemas.microsoft.com/office/drawing/2016/5/10/chartex" xmlns:cx5="http://schemas.microsoft.com/office/drawing/2016/5/11/chartex" xmlns:cx6="http://schemas.microsoft.com/office/drawing/2016/5/12/chartex" xmlns:cx7="http://schemas.microsoft.com/office/drawing/2016/5/13/chartex" xmlns:cx8="http://schemas.microsoft.com/office/drawing/2016/5/14/chartex" xmlns:w16cid="http://schemas.microsoft.com/office/word/2016/wordml/cid" xmlns:w16se="http://schemas.microsoft.com/office/word/2015/wordml/symex">
-  <w:p>
-    <w:r>
-      <w:rPr>
-        <w:rFonts w:ascii="Arial" w:cs="Arial" w:eastAsia="Arial" w:hAnsi="Arial"/>
-        <w:color w:val="333333"/>
-        <w:sz w:val="16"/>
-        <w:szCs w:val="16"/>
-      </w:rPr>
-      <w:t xml:space="preserve">Case Study Review: Design Tokens Generator: 50% Time Reduction</w:t>
-    </w:r>
-  </w:p>
-</w:hdr>
 </file>
 
 <file path=word/numbering.xml><?xml version="1.0" encoding="utf-8"?>
